--- a/BUT2/Droit/TD dorian bucchiotty.docx
+++ b/BUT2/Droit/TD dorian bucchiotty.docx
@@ -8,31 +8,7 @@
         <w:t xml:space="preserve">IOT : </w:t>
       </w:r>
       <w:r>
-        <w:t>Qu'est-ce que l'</w:t>
-      </w:r>
-      <w:proofErr w:type="spellStart"/>
-      <w:r>
-        <w:t>IoT</w:t>
-      </w:r>
-      <w:proofErr w:type="spellEnd"/>
-      <w:r>
-        <w:t xml:space="preserve"> ? L'Internet of </w:t>
-      </w:r>
-      <w:proofErr w:type="spellStart"/>
-      <w:r>
-        <w:t>Things</w:t>
-      </w:r>
-      <w:proofErr w:type="spellEnd"/>
-      <w:r>
-        <w:t xml:space="preserve"> (</w:t>
-      </w:r>
-      <w:proofErr w:type="spellStart"/>
-      <w:r>
-        <w:t>IoT</w:t>
-      </w:r>
-      <w:proofErr w:type="spellEnd"/>
-      <w:r>
-        <w:t>) décrit le réseau de terminaux physiques, les « objets », qui intègrent des capteurs, des softwares et d'autres technologies en vue de se connecter à d'autres terminaux et systèmes sur Internet et d'échanger des données avec eux.</w:t>
+        <w:t>Qu'est-ce que l'IoT ? L'Internet of Things (IoT) décrit le réseau de terminaux physiques, les « objets », qui intègrent des capteurs, des softwares et d'autres technologies en vue de se connecter à d'autres terminaux et systèmes sur Internet et d'échanger des données avec eux.</w:t>
       </w:r>
     </w:p>
     <w:p>
@@ -182,13 +158,231 @@
         </w:numPr>
       </w:pPr>
       <w:r>
-        <w:t>Installation correctement faite (Mot de passe à change regulièremen</w:t>
+        <w:t>Installation correctement faite (Mot de passe à change regulièrement)</w:t>
+      </w:r>
+    </w:p>
+    <w:p/>
+    <w:p>
+      <w:r>
+        <w:t>D</w:t>
+      </w:r>
+      <w:r>
+        <w:t>é</w:t>
+      </w:r>
+      <w:r>
+        <w:t>f</w:t>
+      </w:r>
+      <w:r>
+        <w:t>inition</w:t>
+      </w:r>
+      <w:r>
+        <w:t xml:space="preserve"> : PIA - </w:t>
+      </w:r>
+      <w:r>
+        <w:t>Privacy Impact Assessment</w:t>
+      </w:r>
+    </w:p>
+    <w:p>
+      <w:r>
+        <w:t>I</w:t>
+      </w:r>
+      <w:r>
+        <w:t>l s’agit d’une analyse d’impact relative à la protection des données.</w:t>
+      </w:r>
+    </w:p>
+    <w:p>
+      <w:r>
+        <w:t>Pia est une procédure lourde mais a des cotés positif pour l’entreprise</w:t>
+      </w:r>
+    </w:p>
+    <w:p>
+      <w:r>
+        <w:t>La RGPD oblige si elle considère que le risque est élève pour les droit et libertés des personnes concernées</w:t>
+      </w:r>
+    </w:p>
+    <w:p>
+      <w:r>
+        <w:t>Ce qui est l’unique critère pour l’obligation de PIA RGPD</w:t>
+      </w:r>
+    </w:p>
+    <w:p>
+      <w:r>
+        <w:t>Obligation si deux des critères pour la PIA RGPD</w:t>
+      </w:r>
+    </w:p>
+    <w:p>
+      <w:pPr>
+        <w:pStyle w:val="Paragraphedeliste"/>
+        <w:numPr>
+          <w:ilvl w:val="0"/>
+          <w:numId w:val="3"/>
+        </w:numPr>
+      </w:pPr>
+      <w:r>
+        <w:t>Evaluation ou scoring</w:t>
+      </w:r>
+    </w:p>
+    <w:p>
+      <w:pPr>
+        <w:pStyle w:val="Paragraphedeliste"/>
+        <w:numPr>
+          <w:ilvl w:val="0"/>
+          <w:numId w:val="3"/>
+        </w:numPr>
+      </w:pPr>
+      <w:r>
+        <w:t>Collecte de donnée perso à grande échelle</w:t>
+      </w:r>
+    </w:p>
+    <w:p>
+      <w:pPr>
+        <w:pStyle w:val="Paragraphedeliste"/>
+        <w:numPr>
+          <w:ilvl w:val="0"/>
+          <w:numId w:val="3"/>
+        </w:numPr>
+      </w:pPr>
+      <w:r>
+        <w:t xml:space="preserve">Collecte de données sensibles, par exemple des </w:t>
+      </w:r>
+      <w:r>
+        <w:t>données relatives</w:t>
+      </w:r>
+      <w:r>
+        <w:t xml:space="preserve"> à l’état de santé.</w:t>
+      </w:r>
+    </w:p>
+    <w:p>
+      <w:pPr>
+        <w:pStyle w:val="Paragraphedeliste"/>
+        <w:numPr>
+          <w:ilvl w:val="0"/>
+          <w:numId w:val="3"/>
+        </w:numPr>
+      </w:pPr>
+      <w:r>
+        <w:t>Décision automatique avec effet légal ou similaire</w:t>
+      </w:r>
+    </w:p>
+    <w:p>
+      <w:pPr>
+        <w:pStyle w:val="Paragraphedeliste"/>
+        <w:numPr>
+          <w:ilvl w:val="0"/>
+          <w:numId w:val="3"/>
+        </w:numPr>
+      </w:pPr>
+      <w:r>
+        <w:t>Surveillance systématique, par exemple un dispositif de vidéo</w:t>
+      </w:r>
+      <w:r>
+        <w:t>surveillance dans un lieu public</w:t>
+      </w:r>
+    </w:p>
+    <w:p>
+      <w:pPr>
+        <w:pStyle w:val="Paragraphedeliste"/>
+        <w:numPr>
+          <w:ilvl w:val="0"/>
+          <w:numId w:val="3"/>
+        </w:numPr>
+      </w:pPr>
+      <w:r>
+        <w:t>Croisement de données</w:t>
+      </w:r>
+    </w:p>
+    <w:p>
+      <w:pPr>
+        <w:pStyle w:val="Paragraphedeliste"/>
+        <w:numPr>
+          <w:ilvl w:val="0"/>
+          <w:numId w:val="3"/>
+        </w:numPr>
+      </w:pPr>
+      <w:r>
+        <w:t>Donnée</w:t>
+      </w:r>
+      <w:r>
+        <w:t>s</w:t>
+      </w:r>
+      <w:r>
+        <w:t xml:space="preserve"> qui concernent des personnes vuln</w:t>
+      </w:r>
+    </w:p>
+    <w:p>
+      <w:pPr>
+        <w:pStyle w:val="Paragraphedeliste"/>
+        <w:numPr>
+          <w:ilvl w:val="0"/>
+          <w:numId w:val="3"/>
+        </w:numPr>
+      </w:pPr>
+      <w:r>
+        <w:t>…</w:t>
+      </w:r>
+    </w:p>
+    <w:p>
+      <w:r>
+        <w:t>Certain de c’est critère laissent toujours place à l’interprétation</w:t>
+      </w:r>
+    </w:p>
+    <w:p>
+      <w:r>
+        <w:t>Opération de traitement envisagées et leurs finalités</w:t>
+      </w:r>
+    </w:p>
+    <w:p>
+      <w:r>
+        <w:t>Nécessité et la proportionnalité du traitement</w:t>
+      </w:r>
+    </w:p>
+    <w:p>
+      <w:r>
+        <w:t>Risque du traitement</w:t>
+      </w:r>
+    </w:p>
+    <w:p>
+      <w:pPr>
+        <w:pStyle w:val="Paragraphedeliste"/>
+        <w:numPr>
+          <w:ilvl w:val="0"/>
+          <w:numId w:val="3"/>
+        </w:numPr>
+      </w:pPr>
+      <w:r>
+        <w:t>Compte la gravité du risque</w:t>
+      </w:r>
+    </w:p>
+    <w:p>
+      <w:pPr>
+        <w:pStyle w:val="Paragraphedeliste"/>
+        <w:numPr>
+          <w:ilvl w:val="0"/>
+          <w:numId w:val="3"/>
+        </w:numPr>
+      </w:pPr>
+      <w:r>
+        <w:lastRenderedPageBreak/>
+        <w:t>Le niveau de vraisemblance</w:t>
+      </w:r>
+    </w:p>
+    <w:p>
+      <w:r>
+        <w:t>Liste de toutes les mesures envisagées</w:t>
+      </w:r>
+    </w:p>
+    <w:p/>
+    <w:p>
+      <w:r>
+        <w:t>Combien coute un PIA RGPD</w:t>
+      </w:r>
+    </w:p>
+    <w:p>
+      <w:r>
+        <w:t>Coute de 500€ à plusieurs milliers d’euros selon la complexité de l’opération</w:t>
       </w:r>
       <w:bookmarkStart w:id="0" w:name="_GoBack"/>
       <w:bookmarkEnd w:id="0"/>
-      <w:r>
-        <w:t>t)</w:t>
-      </w:r>
     </w:p>
     <w:sectPr>
       <w:pgSz w:w="11906" w:h="16838"/>
@@ -316,6 +510,119 @@
     </w:lvl>
   </w:abstractNum>
   <w:abstractNum w:abstractNumId="1" w15:restartNumberingAfterBreak="0">
+    <w:nsid w:val="29793BA6"/>
+    <w:multiLevelType w:val="hybridMultilevel"/>
+    <w:tmpl w:val="98EE773E"/>
+    <w:lvl w:ilvl="0" w:tplc="97E6F1E6">
+      <w:start w:val="1"/>
+      <w:numFmt w:val="bullet"/>
+      <w:lvlText w:val="-"/>
+      <w:lvlJc w:val="left"/>
+      <w:pPr>
+        <w:ind w:left="720" w:hanging="360"/>
+      </w:pPr>
+      <w:rPr>
+        <w:rFonts w:ascii="Calibri" w:eastAsiaTheme="minorEastAsia" w:hAnsi="Calibri" w:cs="Calibri" w:hint="default"/>
+      </w:rPr>
+    </w:lvl>
+    <w:lvl w:ilvl="1" w:tplc="040C0003" w:tentative="1">
+      <w:start w:val="1"/>
+      <w:numFmt w:val="bullet"/>
+      <w:lvlText w:val="o"/>
+      <w:lvlJc w:val="left"/>
+      <w:pPr>
+        <w:ind w:left="1440" w:hanging="360"/>
+      </w:pPr>
+      <w:rPr>
+        <w:rFonts w:ascii="Courier New" w:hAnsi="Courier New" w:cs="Courier New" w:hint="default"/>
+      </w:rPr>
+    </w:lvl>
+    <w:lvl w:ilvl="2" w:tplc="040C0005" w:tentative="1">
+      <w:start w:val="1"/>
+      <w:numFmt w:val="bullet"/>
+      <w:lvlText w:val=""/>
+      <w:lvlJc w:val="left"/>
+      <w:pPr>
+        <w:ind w:left="2160" w:hanging="360"/>
+      </w:pPr>
+      <w:rPr>
+        <w:rFonts w:ascii="Wingdings" w:hAnsi="Wingdings" w:hint="default"/>
+      </w:rPr>
+    </w:lvl>
+    <w:lvl w:ilvl="3" w:tplc="040C0001" w:tentative="1">
+      <w:start w:val="1"/>
+      <w:numFmt w:val="bullet"/>
+      <w:lvlText w:val=""/>
+      <w:lvlJc w:val="left"/>
+      <w:pPr>
+        <w:ind w:left="2880" w:hanging="360"/>
+      </w:pPr>
+      <w:rPr>
+        <w:rFonts w:ascii="Symbol" w:hAnsi="Symbol" w:hint="default"/>
+      </w:rPr>
+    </w:lvl>
+    <w:lvl w:ilvl="4" w:tplc="040C0003" w:tentative="1">
+      <w:start w:val="1"/>
+      <w:numFmt w:val="bullet"/>
+      <w:lvlText w:val="o"/>
+      <w:lvlJc w:val="left"/>
+      <w:pPr>
+        <w:ind w:left="3600" w:hanging="360"/>
+      </w:pPr>
+      <w:rPr>
+        <w:rFonts w:ascii="Courier New" w:hAnsi="Courier New" w:cs="Courier New" w:hint="default"/>
+      </w:rPr>
+    </w:lvl>
+    <w:lvl w:ilvl="5" w:tplc="040C0005" w:tentative="1">
+      <w:start w:val="1"/>
+      <w:numFmt w:val="bullet"/>
+      <w:lvlText w:val=""/>
+      <w:lvlJc w:val="left"/>
+      <w:pPr>
+        <w:ind w:left="4320" w:hanging="360"/>
+      </w:pPr>
+      <w:rPr>
+        <w:rFonts w:ascii="Wingdings" w:hAnsi="Wingdings" w:hint="default"/>
+      </w:rPr>
+    </w:lvl>
+    <w:lvl w:ilvl="6" w:tplc="040C0001" w:tentative="1">
+      <w:start w:val="1"/>
+      <w:numFmt w:val="bullet"/>
+      <w:lvlText w:val=""/>
+      <w:lvlJc w:val="left"/>
+      <w:pPr>
+        <w:ind w:left="5040" w:hanging="360"/>
+      </w:pPr>
+      <w:rPr>
+        <w:rFonts w:ascii="Symbol" w:hAnsi="Symbol" w:hint="default"/>
+      </w:rPr>
+    </w:lvl>
+    <w:lvl w:ilvl="7" w:tplc="040C0003" w:tentative="1">
+      <w:start w:val="1"/>
+      <w:numFmt w:val="bullet"/>
+      <w:lvlText w:val="o"/>
+      <w:lvlJc w:val="left"/>
+      <w:pPr>
+        <w:ind w:left="5760" w:hanging="360"/>
+      </w:pPr>
+      <w:rPr>
+        <w:rFonts w:ascii="Courier New" w:hAnsi="Courier New" w:cs="Courier New" w:hint="default"/>
+      </w:rPr>
+    </w:lvl>
+    <w:lvl w:ilvl="8" w:tplc="040C0005" w:tentative="1">
+      <w:start w:val="1"/>
+      <w:numFmt w:val="bullet"/>
+      <w:lvlText w:val=""/>
+      <w:lvlJc w:val="left"/>
+      <w:pPr>
+        <w:ind w:left="6480" w:hanging="360"/>
+      </w:pPr>
+      <w:rPr>
+        <w:rFonts w:ascii="Wingdings" w:hAnsi="Wingdings" w:hint="default"/>
+      </w:rPr>
+    </w:lvl>
+  </w:abstractNum>
+  <w:abstractNum w:abstractNumId="2" w15:restartNumberingAfterBreak="0">
     <w:nsid w:val="7A1972F1"/>
     <w:multiLevelType w:val="hybridMultilevel"/>
     <w:tmpl w:val="A98E5E72"/>
@@ -432,6 +739,9 @@
     <w:abstractNumId w:val="0"/>
   </w:num>
   <w:num w:numId="2">
+    <w:abstractNumId w:val="2"/>
+  </w:num>
+  <w:num w:numId="3">
     <w:abstractNumId w:val="1"/>
   </w:num>
 </w:numbering>
